--- a/examples/transf/doc/42-smoothing-clustering.docx
+++ b/examples/transf/doc/42-smoothing-clustering.docx
@@ -25,7 +25,7 @@
         <w:t xml:space="preserve">smoothing_cluster</w:t>
       </w:r>
       <w:r>
-        <w:t xml:space="preserve">: discretization/smoothing by defining bins via clustering instead of fixed intervals.</w:t>
+        <w:t xml:space="preserve">: discretization/smoothing by class-aware clustering, so the grouping is influenced by the target class.</w:t>
       </w:r>
     </w:p>
     <w:p>
@@ -149,24 +149,123 @@
         <w:pStyle w:val="FirstParagraph"/>
       </w:pPr>
       <w:r>
-        <w:t xml:space="preserve">General function to evaluate different smoothing techniques</w:t>
+        <w:t xml:space="preserve">Sample data (</w:t>
+      </w:r>
+      <w:r>
+        <w:rPr>
+          <w:rStyle w:val="VerbatimChar"/>
+        </w:rPr>
+        <w:t xml:space="preserve">iris</w:t>
+      </w:r>
+      <w:r>
+        <w:t xml:space="preserve">) to illustrate supervised clustering-based discretization/smoothing.</w:t>
       </w:r>
     </w:p>
     <w:p>
       <w:pPr>
-        <w:pStyle w:val="BodyText"/>
-      </w:pPr>
-      <w:r>
-        <w:t xml:space="preserve">Sample data (</w:t>
-      </w:r>
-      <w:r>
-        <w:rPr>
-          <w:rStyle w:val="VerbatimChar"/>
+        <w:pStyle w:val="SourceCode"/>
+      </w:pPr>
+      <w:r>
+        <w:rPr>
+          <w:rStyle w:val="NormalTok"/>
+        </w:rPr>
+        <w:t xml:space="preserve">iris </w:t>
+      </w:r>
+      <w:r>
+        <w:rPr>
+          <w:rStyle w:val="OtherTok"/>
+        </w:rPr>
+        <w:t xml:space="preserve">&lt;-</w:t>
+      </w:r>
+      <w:r>
+        <w:rPr>
+          <w:rStyle w:val="NormalTok"/>
+        </w:rPr>
+        <w:t xml:space="preserve"> datasets</w:t>
+      </w:r>
+      <w:r>
+        <w:rPr>
+          <w:rStyle w:val="SpecialCharTok"/>
+        </w:rPr>
+        <w:t xml:space="preserve">::</w:t>
+      </w:r>
+      <w:r>
+        <w:rPr>
+          <w:rStyle w:val="NormalTok"/>
         </w:rPr>
         <w:t xml:space="preserve">iris</w:t>
       </w:r>
       <w:r>
-        <w:t xml:space="preserve">) to illustrate clustering-based discretization/smoothing.</w:t>
+        <w:br/>
+      </w:r>
+      <w:r>
+        <w:rPr>
+          <w:rStyle w:val="NormalTok"/>
+        </w:rPr>
+        <w:t xml:space="preserve">cluster_data </w:t>
+      </w:r>
+      <w:r>
+        <w:rPr>
+          <w:rStyle w:val="OtherTok"/>
+        </w:rPr>
+        <w:t xml:space="preserve">&lt;-</w:t>
+      </w:r>
+      <w:r>
+        <w:rPr>
+          <w:rStyle w:val="NormalTok"/>
+        </w:rPr>
+        <w:t xml:space="preserve"> iris[, </w:t>
+      </w:r>
+      <w:r>
+        <w:rPr>
+          <w:rStyle w:val="FunctionTok"/>
+        </w:rPr>
+        <w:t xml:space="preserve">c</w:t>
+      </w:r>
+      <w:r>
+        <w:rPr>
+          <w:rStyle w:val="NormalTok"/>
+        </w:rPr>
+        <w:t xml:space="preserve">(</w:t>
+      </w:r>
+      <w:r>
+        <w:rPr>
+          <w:rStyle w:val="StringTok"/>
+        </w:rPr>
+        <w:t xml:space="preserve">"Sepal.Length"</w:t>
+      </w:r>
+      <w:r>
+        <w:rPr>
+          <w:rStyle w:val="NormalTok"/>
+        </w:rPr>
+        <w:t xml:space="preserve">, </w:t>
+      </w:r>
+      <w:r>
+        <w:rPr>
+          <w:rStyle w:val="StringTok"/>
+        </w:rPr>
+        <w:t xml:space="preserve">"Species"</w:t>
+      </w:r>
+      <w:r>
+        <w:rPr>
+          <w:rStyle w:val="NormalTok"/>
+        </w:rPr>
+        <w:t xml:space="preserve">)]</w:t>
+      </w:r>
+      <w:r>
+        <w:br/>
+      </w:r>
+      <w:r>
+        <w:rPr>
+          <w:rStyle w:val="FunctionTok"/>
+        </w:rPr>
+        <w:t xml:space="preserve">head</w:t>
+      </w:r>
+      <w:r>
+        <w:rPr>
+          <w:rStyle w:val="NormalTok"/>
+        </w:rPr>
+        <w:t xml:space="preserve">(cluster_data)</w:t>
       </w:r>
     </w:p>
     <w:p>
@@ -175,121 +274,271 @@
       </w:pPr>
       <w:r>
         <w:rPr>
-          <w:rStyle w:val="NormalTok"/>
-        </w:rPr>
-        <w:t xml:space="preserve">iris </w:t>
-      </w:r>
-      <w:r>
-        <w:rPr>
-          <w:rStyle w:val="OtherTok"/>
-        </w:rPr>
-        <w:t xml:space="preserve">&lt;-</w:t>
-      </w:r>
-      <w:r>
-        <w:rPr>
-          <w:rStyle w:val="NormalTok"/>
-        </w:rPr>
-        <w:t xml:space="preserve"> datasets</w:t>
-      </w:r>
-      <w:r>
-        <w:rPr>
-          <w:rStyle w:val="SpecialCharTok"/>
-        </w:rPr>
-        <w:t xml:space="preserve">::</w:t>
-      </w:r>
-      <w:r>
-        <w:rPr>
-          <w:rStyle w:val="NormalTok"/>
-        </w:rPr>
-        <w:t xml:space="preserve">iris</w:t>
-      </w:r>
-      <w:r>
-        <w:br/>
-      </w:r>
-      <w:r>
-        <w:rPr>
-          <w:rStyle w:val="FunctionTok"/>
-        </w:rPr>
-        <w:t xml:space="preserve">head</w:t>
-      </w:r>
-      <w:r>
-        <w:rPr>
-          <w:rStyle w:val="NormalTok"/>
-        </w:rPr>
-        <w:t xml:space="preserve">(iris)</w:t>
+          <w:rStyle w:val="VerbatimChar"/>
+        </w:rPr>
+        <w:t xml:space="preserve">##   Sepal.Length Species</w:t>
+      </w:r>
+      <w:r>
+        <w:br/>
+      </w:r>
+      <w:r>
+        <w:rPr>
+          <w:rStyle w:val="VerbatimChar"/>
+        </w:rPr>
+        <w:t xml:space="preserve">## 1          5.1  setosa</w:t>
+      </w:r>
+      <w:r>
+        <w:br/>
+      </w:r>
+      <w:r>
+        <w:rPr>
+          <w:rStyle w:val="VerbatimChar"/>
+        </w:rPr>
+        <w:t xml:space="preserve">## 2          4.9  setosa</w:t>
+      </w:r>
+      <w:r>
+        <w:br/>
+      </w:r>
+      <w:r>
+        <w:rPr>
+          <w:rStyle w:val="VerbatimChar"/>
+        </w:rPr>
+        <w:t xml:space="preserve">## 3          4.7  setosa</w:t>
+      </w:r>
+      <w:r>
+        <w:br/>
+      </w:r>
+      <w:r>
+        <w:rPr>
+          <w:rStyle w:val="VerbatimChar"/>
+        </w:rPr>
+        <w:t xml:space="preserve">## 4          4.6  setosa</w:t>
+      </w:r>
+      <w:r>
+        <w:br/>
+      </w:r>
+      <w:r>
+        <w:rPr>
+          <w:rStyle w:val="VerbatimChar"/>
+        </w:rPr>
+        <w:t xml:space="preserve">## 5          5.0  setosa</w:t>
+      </w:r>
+      <w:r>
+        <w:br/>
+      </w:r>
+      <w:r>
+        <w:rPr>
+          <w:rStyle w:val="VerbatimChar"/>
+        </w:rPr>
+        <w:t xml:space="preserve">## 6          5.4  setosa</w:t>
       </w:r>
     </w:p>
     <w:p>
       <w:pPr>
-        <w:pStyle w:val="SourceCode"/>
-      </w:pPr>
-      <w:r>
-        <w:rPr>
-          <w:rStyle w:val="VerbatimChar"/>
-        </w:rPr>
-        <w:t xml:space="preserve">##   Sepal.Length Sepal.Width Petal.Length Petal.Width Species</w:t>
-      </w:r>
-      <w:r>
-        <w:br/>
-      </w:r>
-      <w:r>
-        <w:rPr>
-          <w:rStyle w:val="VerbatimChar"/>
-        </w:rPr>
-        <w:t xml:space="preserve">## 1          5.1         3.5          1.4         0.2  setosa</w:t>
-      </w:r>
-      <w:r>
-        <w:br/>
-      </w:r>
-      <w:r>
-        <w:rPr>
-          <w:rStyle w:val="VerbatimChar"/>
-        </w:rPr>
-        <w:t xml:space="preserve">## 2          4.9         3.0          1.4         0.2  setosa</w:t>
-      </w:r>
-      <w:r>
-        <w:br/>
-      </w:r>
-      <w:r>
-        <w:rPr>
-          <w:rStyle w:val="VerbatimChar"/>
-        </w:rPr>
-        <w:t xml:space="preserve">## 3          4.7         3.2          1.3         0.2  setosa</w:t>
-      </w:r>
-      <w:r>
-        <w:br/>
-      </w:r>
-      <w:r>
-        <w:rPr>
-          <w:rStyle w:val="VerbatimChar"/>
-        </w:rPr>
-        <w:t xml:space="preserve">## 4          4.6         3.1          1.5         0.2  setosa</w:t>
-      </w:r>
-      <w:r>
-        <w:br/>
-      </w:r>
-      <w:r>
-        <w:rPr>
-          <w:rStyle w:val="VerbatimChar"/>
-        </w:rPr>
-        <w:t xml:space="preserve">## 5          5.0         3.6          1.4         0.2  setosa</w:t>
-      </w:r>
-      <w:r>
-        <w:br/>
-      </w:r>
-      <w:r>
-        <w:rPr>
-          <w:rStyle w:val="VerbatimChar"/>
-        </w:rPr>
-        <w:t xml:space="preserve">## 6          5.4         3.9          1.7         0.4  setosa</w:t>
+        <w:pStyle w:val="FirstParagraph"/>
+      </w:pPr>
+      <w:r>
+        <w:t xml:space="preserve">Apply clustering-based smoothing and inspect bins.</w:t>
       </w:r>
     </w:p>
     <w:p>
       <w:pPr>
-        <w:pStyle w:val="FirstParagraph"/>
-      </w:pPr>
-      <w:r>
-        <w:t xml:space="preserve">Apply clustering-based smoothing and inspect bins.</w:t>
+        <w:pStyle w:val="SourceCode"/>
+      </w:pPr>
+      <w:r>
+        <w:rPr>
+          <w:rStyle w:val="CommentTok"/>
+        </w:rPr>
+        <w:t xml:space="preserve"># smoothing using class-aware clustering</w:t>
+      </w:r>
+      <w:r>
+        <w:br/>
+      </w:r>
+      <w:r>
+        <w:rPr>
+          <w:rStyle w:val="NormalTok"/>
+        </w:rPr>
+        <w:t xml:space="preserve">obj </w:t>
+      </w:r>
+      <w:r>
+        <w:rPr>
+          <w:rStyle w:val="OtherTok"/>
+        </w:rPr>
+        <w:t xml:space="preserve">&lt;-</w:t>
+      </w:r>
+      <w:r>
+        <w:rPr>
+          <w:rStyle w:val="NormalTok"/>
+        </w:rPr>
+        <w:t xml:space="preserve"> </w:t>
+      </w:r>
+      <w:r>
+        <w:rPr>
+          <w:rStyle w:val="FunctionTok"/>
+        </w:rPr>
+        <w:t xml:space="preserve">smoothing_cluster</w:t>
+      </w:r>
+      <w:r>
+        <w:rPr>
+          <w:rStyle w:val="NormalTok"/>
+        </w:rPr>
+        <w:t xml:space="preserve">(</w:t>
+      </w:r>
+      <w:r>
+        <w:rPr>
+          <w:rStyle w:val="StringTok"/>
+        </w:rPr>
+        <w:t xml:space="preserve">"Species"</w:t>
+      </w:r>
+      <w:r>
+        <w:rPr>
+          <w:rStyle w:val="NormalTok"/>
+        </w:rPr>
+        <w:t xml:space="preserve">, </w:t>
+      </w:r>
+      <w:r>
+        <w:rPr>
+          <w:rStyle w:val="AttributeTok"/>
+        </w:rPr>
+        <w:t xml:space="preserve">n =</w:t>
+      </w:r>
+      <w:r>
+        <w:rPr>
+          <w:rStyle w:val="NormalTok"/>
+        </w:rPr>
+        <w:t xml:space="preserve"> </w:t>
+      </w:r>
+      <w:r>
+        <w:rPr>
+          <w:rStyle w:val="DecValTok"/>
+        </w:rPr>
+        <w:t xml:space="preserve">2</w:t>
+      </w:r>
+      <w:r>
+        <w:rPr>
+          <w:rStyle w:val="NormalTok"/>
+        </w:rPr>
+        <w:t xml:space="preserve">)</w:t>
+      </w:r>
+      <w:r>
+        <w:br/>
+      </w:r>
+      <w:r>
+        <w:rPr>
+          <w:rStyle w:val="FunctionTok"/>
+        </w:rPr>
+        <w:t xml:space="preserve">set_example_seed</w:t>
+      </w:r>
+      <w:r>
+        <w:rPr>
+          <w:rStyle w:val="NormalTok"/>
+        </w:rPr>
+        <w:t xml:space="preserve">()</w:t>
+      </w:r>
+      <w:r>
+        <w:br/>
+      </w:r>
+      <w:r>
+        <w:rPr>
+          <w:rStyle w:val="NormalTok"/>
+        </w:rPr>
+        <w:t xml:space="preserve">obj </w:t>
+      </w:r>
+      <w:r>
+        <w:rPr>
+          <w:rStyle w:val="OtherTok"/>
+        </w:rPr>
+        <w:t xml:space="preserve">&lt;-</w:t>
+      </w:r>
+      <w:r>
+        <w:rPr>
+          <w:rStyle w:val="NormalTok"/>
+        </w:rPr>
+        <w:t xml:space="preserve"> </w:t>
+      </w:r>
+      <w:r>
+        <w:rPr>
+          <w:rStyle w:val="FunctionTok"/>
+        </w:rPr>
+        <w:t xml:space="preserve">fit</w:t>
+      </w:r>
+      <w:r>
+        <w:rPr>
+          <w:rStyle w:val="NormalTok"/>
+        </w:rPr>
+        <w:t xml:space="preserve">(obj, cluster_data)</w:t>
+      </w:r>
+      <w:r>
+        <w:br/>
+      </w:r>
+      <w:r>
+        <w:rPr>
+          <w:rStyle w:val="NormalTok"/>
+        </w:rPr>
+        <w:t xml:space="preserve">sl.bi </w:t>
+      </w:r>
+      <w:r>
+        <w:rPr>
+          <w:rStyle w:val="OtherTok"/>
+        </w:rPr>
+        <w:t xml:space="preserve">&lt;-</w:t>
+      </w:r>
+      <w:r>
+        <w:rPr>
+          <w:rStyle w:val="NormalTok"/>
+        </w:rPr>
+        <w:t xml:space="preserve"> </w:t>
+      </w:r>
+      <w:r>
+        <w:rPr>
+          <w:rStyle w:val="FunctionTok"/>
+        </w:rPr>
+        <w:t xml:space="preserve">transform</w:t>
+      </w:r>
+      <w:r>
+        <w:rPr>
+          <w:rStyle w:val="NormalTok"/>
+        </w:rPr>
+        <w:t xml:space="preserve">(obj, iris</w:t>
+      </w:r>
+      <w:r>
+        <w:rPr>
+          <w:rStyle w:val="SpecialCharTok"/>
+        </w:rPr>
+        <w:t xml:space="preserve">$</w:t>
+      </w:r>
+      <w:r>
+        <w:rPr>
+          <w:rStyle w:val="NormalTok"/>
+        </w:rPr>
+        <w:t xml:space="preserve">Sepal.Length)</w:t>
+      </w:r>
+      <w:r>
+        <w:br/>
+      </w:r>
+      <w:r>
+        <w:rPr>
+          <w:rStyle w:val="FunctionTok"/>
+        </w:rPr>
+        <w:t xml:space="preserve">print</w:t>
+      </w:r>
+      <w:r>
+        <w:rPr>
+          <w:rStyle w:val="NormalTok"/>
+        </w:rPr>
+        <w:t xml:space="preserve">(</w:t>
+      </w:r>
+      <w:r>
+        <w:rPr>
+          <w:rStyle w:val="FunctionTok"/>
+        </w:rPr>
+        <w:t xml:space="preserve">table</w:t>
+      </w:r>
+      <w:r>
+        <w:rPr>
+          <w:rStyle w:val="NormalTok"/>
+        </w:rPr>
+        <w:t xml:space="preserve">(sl.bi))</w:t>
       </w:r>
     </w:p>
     <w:p>
@@ -298,198 +547,27 @@
       </w:pPr>
       <w:r>
         <w:rPr>
-          <w:rStyle w:val="CommentTok"/>
-        </w:rPr>
-        <w:t xml:space="preserve"># smoothing using clustering</w:t>
-      </w:r>
-      <w:r>
-        <w:br/>
-      </w:r>
-      <w:r>
-        <w:rPr>
-          <w:rStyle w:val="NormalTok"/>
-        </w:rPr>
-        <w:t xml:space="preserve">obj </w:t>
-      </w:r>
-      <w:r>
-        <w:rPr>
-          <w:rStyle w:val="OtherTok"/>
-        </w:rPr>
-        <w:t xml:space="preserve">&lt;-</w:t>
-      </w:r>
-      <w:r>
-        <w:rPr>
-          <w:rStyle w:val="NormalTok"/>
-        </w:rPr>
-        <w:t xml:space="preserve"> </w:t>
-      </w:r>
-      <w:r>
-        <w:rPr>
-          <w:rStyle w:val="FunctionTok"/>
-        </w:rPr>
-        <w:t xml:space="preserve">smoothing_cluster</w:t>
-      </w:r>
-      <w:r>
-        <w:rPr>
-          <w:rStyle w:val="NormalTok"/>
-        </w:rPr>
-        <w:t xml:space="preserve">(</w:t>
-      </w:r>
-      <w:r>
-        <w:rPr>
-          <w:rStyle w:val="AttributeTok"/>
-        </w:rPr>
-        <w:t xml:space="preserve">n =</w:t>
-      </w:r>
-      <w:r>
-        <w:rPr>
-          <w:rStyle w:val="NormalTok"/>
-        </w:rPr>
-        <w:t xml:space="preserve"> </w:t>
-      </w:r>
-      <w:r>
-        <w:rPr>
-          <w:rStyle w:val="DecValTok"/>
-        </w:rPr>
-        <w:t xml:space="preserve">2</w:t>
-      </w:r>
-      <w:r>
-        <w:rPr>
-          <w:rStyle w:val="NormalTok"/>
-        </w:rPr>
-        <w:t xml:space="preserve">)  </w:t>
-      </w:r>
-      <w:r>
-        <w:br/>
-      </w:r>
-      <w:r>
-        <w:rPr>
-          <w:rStyle w:val="FunctionTok"/>
-        </w:rPr>
-        <w:t xml:space="preserve">set_example_seed</w:t>
-      </w:r>
-      <w:r>
-        <w:rPr>
-          <w:rStyle w:val="NormalTok"/>
-        </w:rPr>
-        <w:t xml:space="preserve">()</w:t>
-      </w:r>
-      <w:r>
-        <w:br/>
-      </w:r>
-      <w:r>
-        <w:rPr>
-          <w:rStyle w:val="NormalTok"/>
-        </w:rPr>
-        <w:t xml:space="preserve">obj </w:t>
-      </w:r>
-      <w:r>
-        <w:rPr>
-          <w:rStyle w:val="OtherTok"/>
-        </w:rPr>
-        <w:t xml:space="preserve">&lt;-</w:t>
-      </w:r>
-      <w:r>
-        <w:rPr>
-          <w:rStyle w:val="NormalTok"/>
-        </w:rPr>
-        <w:t xml:space="preserve"> </w:t>
-      </w:r>
-      <w:r>
-        <w:rPr>
-          <w:rStyle w:val="FunctionTok"/>
-        </w:rPr>
-        <w:t xml:space="preserve">fit</w:t>
-      </w:r>
-      <w:r>
-        <w:rPr>
-          <w:rStyle w:val="NormalTok"/>
-        </w:rPr>
-        <w:t xml:space="preserve">(obj, iris</w:t>
-      </w:r>
-      <w:r>
-        <w:rPr>
-          <w:rStyle w:val="SpecialCharTok"/>
-        </w:rPr>
-        <w:t xml:space="preserve">$</w:t>
-      </w:r>
-      <w:r>
-        <w:rPr>
-          <w:rStyle w:val="NormalTok"/>
-        </w:rPr>
-        <w:t xml:space="preserve">Sepal.Length)</w:t>
-      </w:r>
-      <w:r>
-        <w:br/>
-      </w:r>
-      <w:r>
-        <w:rPr>
-          <w:rStyle w:val="NormalTok"/>
-        </w:rPr>
-        <w:t xml:space="preserve">sl.bi </w:t>
-      </w:r>
-      <w:r>
-        <w:rPr>
-          <w:rStyle w:val="OtherTok"/>
-        </w:rPr>
-        <w:t xml:space="preserve">&lt;-</w:t>
-      </w:r>
-      <w:r>
-        <w:rPr>
-          <w:rStyle w:val="NormalTok"/>
-        </w:rPr>
-        <w:t xml:space="preserve"> </w:t>
-      </w:r>
-      <w:r>
-        <w:rPr>
-          <w:rStyle w:val="FunctionTok"/>
-        </w:rPr>
-        <w:t xml:space="preserve">transform</w:t>
-      </w:r>
-      <w:r>
-        <w:rPr>
-          <w:rStyle w:val="NormalTok"/>
-        </w:rPr>
-        <w:t xml:space="preserve">(obj, iris</w:t>
-      </w:r>
-      <w:r>
-        <w:rPr>
-          <w:rStyle w:val="SpecialCharTok"/>
-        </w:rPr>
-        <w:t xml:space="preserve">$</w:t>
-      </w:r>
-      <w:r>
-        <w:rPr>
-          <w:rStyle w:val="NormalTok"/>
-        </w:rPr>
-        <w:t xml:space="preserve">Sepal.Length)</w:t>
-      </w:r>
-      <w:r>
-        <w:br/>
-      </w:r>
-      <w:r>
-        <w:rPr>
-          <w:rStyle w:val="FunctionTok"/>
-        </w:rPr>
-        <w:t xml:space="preserve">print</w:t>
-      </w:r>
-      <w:r>
-        <w:rPr>
-          <w:rStyle w:val="NormalTok"/>
-        </w:rPr>
-        <w:t xml:space="preserve">(</w:t>
-      </w:r>
-      <w:r>
-        <w:rPr>
-          <w:rStyle w:val="FunctionTok"/>
-        </w:rPr>
-        <w:t xml:space="preserve">table</w:t>
-      </w:r>
-      <w:r>
-        <w:rPr>
-          <w:rStyle w:val="NormalTok"/>
-        </w:rPr>
-        <w:t xml:space="preserve">(sl.bi))</w:t>
+          <w:rStyle w:val="VerbatimChar"/>
+        </w:rPr>
+        <w:t xml:space="preserve">## sl.bi</w:t>
+      </w:r>
+      <w:r>
+        <w:br/>
+      </w:r>
+      <w:r>
+        <w:rPr>
+          <w:rStyle w:val="VerbatimChar"/>
+        </w:rPr>
+        <w:t xml:space="preserve">## 5.07230769230769 6.43294117647059 </w:t>
+      </w:r>
+      <w:r>
+        <w:br/>
+      </w:r>
+      <w:r>
+        <w:rPr>
+          <w:rStyle w:val="VerbatimChar"/>
+        </w:rPr>
+        <w:t xml:space="preserve">##               65               85</w:t>
       </w:r>
     </w:p>
     <w:p>
@@ -498,27 +576,21 @@
       </w:pPr>
       <w:r>
         <w:rPr>
-          <w:rStyle w:val="VerbatimChar"/>
-        </w:rPr>
-        <w:t xml:space="preserve">## sl.bi</w:t>
-      </w:r>
-      <w:r>
-        <w:br/>
-      </w:r>
-      <w:r>
-        <w:rPr>
-          <w:rStyle w:val="VerbatimChar"/>
-        </w:rPr>
-        <w:t xml:space="preserve">## 5.19875    6.58 </w:t>
-      </w:r>
-      <w:r>
-        <w:br/>
-      </w:r>
-      <w:r>
-        <w:rPr>
-          <w:rStyle w:val="VerbatimChar"/>
-        </w:rPr>
-        <w:t xml:space="preserve">##      80      70</w:t>
+          <w:rStyle w:val="NormalTok"/>
+        </w:rPr>
+        <w:t xml:space="preserve">obj</w:t>
+      </w:r>
+      <w:r>
+        <w:rPr>
+          <w:rStyle w:val="SpecialCharTok"/>
+        </w:rPr>
+        <w:t xml:space="preserve">$</w:t>
+      </w:r>
+      <w:r>
+        <w:rPr>
+          <w:rStyle w:val="NormalTok"/>
+        </w:rPr>
+        <w:t xml:space="preserve">interval</w:t>
       </w:r>
     </w:p>
     <w:p>
@@ -527,40 +599,196 @@
       </w:pPr>
       <w:r>
         <w:rPr>
-          <w:rStyle w:val="NormalTok"/>
-        </w:rPr>
-        <w:t xml:space="preserve">obj</w:t>
-      </w:r>
-      <w:r>
-        <w:rPr>
-          <w:rStyle w:val="SpecialCharTok"/>
-        </w:rPr>
-        <w:t xml:space="preserve">$</w:t>
-      </w:r>
-      <w:r>
-        <w:rPr>
-          <w:rStyle w:val="NormalTok"/>
-        </w:rPr>
-        <w:t xml:space="preserve">interval</w:t>
+          <w:rStyle w:val="VerbatimChar"/>
+        </w:rPr>
+        <w:t xml:space="preserve">## [1] 4.300000 5.682824 7.900000</w:t>
       </w:r>
     </w:p>
     <w:p>
       <w:pPr>
-        <w:pStyle w:val="SourceCode"/>
-      </w:pPr>
-      <w:r>
-        <w:rPr>
-          <w:rStyle w:val="VerbatimChar"/>
-        </w:rPr>
-        <w:t xml:space="preserve">## [1] 4.300000 5.889375 7.900000</w:t>
+        <w:pStyle w:val="FirstParagraph"/>
+      </w:pPr>
+      <w:r>
+        <w:t xml:space="preserve">Evaluate conditional entropy between bins and species.</w:t>
       </w:r>
     </w:p>
     <w:p>
       <w:pPr>
-        <w:pStyle w:val="FirstParagraph"/>
-      </w:pPr>
-      <w:r>
-        <w:t xml:space="preserve">Evaluate conditional entropy between bins and species.</w:t>
+        <w:pStyle w:val="SourceCode"/>
+      </w:pPr>
+      <w:r>
+        <w:rPr>
+          <w:rStyle w:val="NormalTok"/>
+        </w:rPr>
+        <w:t xml:space="preserve">bins </w:t>
+      </w:r>
+      <w:r>
+        <w:rPr>
+          <w:rStyle w:val="OtherTok"/>
+        </w:rPr>
+        <w:t xml:space="preserve">&lt;-</w:t>
+      </w:r>
+      <w:r>
+        <w:rPr>
+          <w:rStyle w:val="NormalTok"/>
+        </w:rPr>
+        <w:t xml:space="preserve"> </w:t>
+      </w:r>
+      <w:r>
+        <w:rPr>
+          <w:rStyle w:val="FunctionTok"/>
+        </w:rPr>
+        <w:t xml:space="preserve">cut</w:t>
+      </w:r>
+      <w:r>
+        <w:rPr>
+          <w:rStyle w:val="NormalTok"/>
+        </w:rPr>
+        <w:t xml:space="preserve">(iris</w:t>
+      </w:r>
+      <w:r>
+        <w:rPr>
+          <w:rStyle w:val="SpecialCharTok"/>
+        </w:rPr>
+        <w:t xml:space="preserve">$</w:t>
+      </w:r>
+      <w:r>
+        <w:rPr>
+          <w:rStyle w:val="NormalTok"/>
+        </w:rPr>
+        <w:t xml:space="preserve">Sepal.Length, </w:t>
+      </w:r>
+      <w:r>
+        <w:rPr>
+          <w:rStyle w:val="FunctionTok"/>
+        </w:rPr>
+        <w:t xml:space="preserve">unique</w:t>
+      </w:r>
+      <w:r>
+        <w:rPr>
+          <w:rStyle w:val="NormalTok"/>
+        </w:rPr>
+        <w:t xml:space="preserve">(obj</w:t>
+      </w:r>
+      <w:r>
+        <w:rPr>
+          <w:rStyle w:val="SpecialCharTok"/>
+        </w:rPr>
+        <w:t xml:space="preserve">$</w:t>
+      </w:r>
+      <w:r>
+        <w:rPr>
+          <w:rStyle w:val="NormalTok"/>
+        </w:rPr>
+        <w:t xml:space="preserve">interval.adj), </w:t>
+      </w:r>
+      <w:r>
+        <w:rPr>
+          <w:rStyle w:val="ConstantTok"/>
+        </w:rPr>
+        <w:t xml:space="preserve">FALSE</w:t>
+      </w:r>
+      <w:r>
+        <w:rPr>
+          <w:rStyle w:val="NormalTok"/>
+        </w:rPr>
+        <w:t xml:space="preserve">, </w:t>
+      </w:r>
+      <w:r>
+        <w:rPr>
+          <w:rStyle w:val="AttributeTok"/>
+        </w:rPr>
+        <w:t xml:space="preserve">include.lowest =</w:t>
+      </w:r>
+      <w:r>
+        <w:rPr>
+          <w:rStyle w:val="NormalTok"/>
+        </w:rPr>
+        <w:t xml:space="preserve"> </w:t>
+      </w:r>
+      <w:r>
+        <w:rPr>
+          <w:rStyle w:val="ConstantTok"/>
+        </w:rPr>
+        <w:t xml:space="preserve">TRUE</w:t>
+      </w:r>
+      <w:r>
+        <w:rPr>
+          <w:rStyle w:val="NormalTok"/>
+        </w:rPr>
+        <w:t xml:space="preserve">)</w:t>
+      </w:r>
+      <w:r>
+        <w:br/>
+      </w:r>
+      <w:r>
+        <w:rPr>
+          <w:rStyle w:val="NormalTok"/>
+        </w:rPr>
+        <w:t xml:space="preserve">entro </w:t>
+      </w:r>
+      <w:r>
+        <w:rPr>
+          <w:rStyle w:val="OtherTok"/>
+        </w:rPr>
+        <w:t xml:space="preserve">&lt;-</w:t>
+      </w:r>
+      <w:r>
+        <w:rPr>
+          <w:rStyle w:val="NormalTok"/>
+        </w:rPr>
+        <w:t xml:space="preserve"> </w:t>
+      </w:r>
+      <w:r>
+        <w:rPr>
+          <w:rStyle w:val="FunctionTok"/>
+        </w:rPr>
+        <w:t xml:space="preserve">evaluate</w:t>
+      </w:r>
+      <w:r>
+        <w:rPr>
+          <w:rStyle w:val="NormalTok"/>
+        </w:rPr>
+        <w:t xml:space="preserve">(obj, bins, iris</w:t>
+      </w:r>
+      <w:r>
+        <w:rPr>
+          <w:rStyle w:val="SpecialCharTok"/>
+        </w:rPr>
+        <w:t xml:space="preserve">$</w:t>
+      </w:r>
+      <w:r>
+        <w:rPr>
+          <w:rStyle w:val="NormalTok"/>
+        </w:rPr>
+        <w:t xml:space="preserve">Species)</w:t>
+      </w:r>
+      <w:r>
+        <w:br/>
+      </w:r>
+      <w:r>
+        <w:rPr>
+          <w:rStyle w:val="FunctionTok"/>
+        </w:rPr>
+        <w:t xml:space="preserve">print</w:t>
+      </w:r>
+      <w:r>
+        <w:rPr>
+          <w:rStyle w:val="NormalTok"/>
+        </w:rPr>
+        <w:t xml:space="preserve">(entro</w:t>
+      </w:r>
+      <w:r>
+        <w:rPr>
+          <w:rStyle w:val="SpecialCharTok"/>
+        </w:rPr>
+        <w:t xml:space="preserve">$</w:t>
+      </w:r>
+      <w:r>
+        <w:rPr>
+          <w:rStyle w:val="NormalTok"/>
+        </w:rPr>
+        <w:t xml:space="preserve">entropy)</w:t>
       </w:r>
     </w:p>
     <w:p>
@@ -569,123 +797,171 @@
       </w:pPr>
       <w:r>
         <w:rPr>
-          <w:rStyle w:val="NormalTok"/>
-        </w:rPr>
-        <w:t xml:space="preserve">entro </w:t>
-      </w:r>
-      <w:r>
-        <w:rPr>
-          <w:rStyle w:val="OtherTok"/>
-        </w:rPr>
-        <w:t xml:space="preserve">&lt;-</w:t>
-      </w:r>
-      <w:r>
-        <w:rPr>
-          <w:rStyle w:val="NormalTok"/>
-        </w:rPr>
-        <w:t xml:space="preserve"> </w:t>
-      </w:r>
-      <w:r>
-        <w:rPr>
-          <w:rStyle w:val="FunctionTok"/>
-        </w:rPr>
-        <w:t xml:space="preserve">evaluate</w:t>
-      </w:r>
-      <w:r>
-        <w:rPr>
-          <w:rStyle w:val="NormalTok"/>
-        </w:rPr>
-        <w:t xml:space="preserve">(obj, </w:t>
-      </w:r>
-      <w:r>
-        <w:rPr>
-          <w:rStyle w:val="FunctionTok"/>
-        </w:rPr>
-        <w:t xml:space="preserve">as.factor</w:t>
-      </w:r>
-      <w:r>
-        <w:rPr>
-          <w:rStyle w:val="NormalTok"/>
-        </w:rPr>
-        <w:t xml:space="preserve">(</w:t>
-      </w:r>
-      <w:r>
-        <w:rPr>
-          <w:rStyle w:val="FunctionTok"/>
-        </w:rPr>
-        <w:t xml:space="preserve">names</w:t>
-      </w:r>
-      <w:r>
-        <w:rPr>
-          <w:rStyle w:val="NormalTok"/>
-        </w:rPr>
-        <w:t xml:space="preserve">(sl.bi)), iris</w:t>
-      </w:r>
-      <w:r>
-        <w:rPr>
-          <w:rStyle w:val="SpecialCharTok"/>
-        </w:rPr>
-        <w:t xml:space="preserve">$</w:t>
-      </w:r>
-      <w:r>
-        <w:rPr>
-          <w:rStyle w:val="NormalTok"/>
-        </w:rPr>
-        <w:t xml:space="preserve">Species)</w:t>
-      </w:r>
-      <w:r>
-        <w:br/>
-      </w:r>
-      <w:r>
-        <w:rPr>
-          <w:rStyle w:val="FunctionTok"/>
-        </w:rPr>
-        <w:t xml:space="preserve">print</w:t>
-      </w:r>
-      <w:r>
-        <w:rPr>
-          <w:rStyle w:val="NormalTok"/>
-        </w:rPr>
-        <w:t xml:space="preserve">(entro</w:t>
-      </w:r>
-      <w:r>
-        <w:rPr>
-          <w:rStyle w:val="SpecialCharTok"/>
-        </w:rPr>
-        <w:t xml:space="preserve">$</w:t>
-      </w:r>
-      <w:r>
-        <w:rPr>
-          <w:rStyle w:val="NormalTok"/>
-        </w:rPr>
-        <w:t xml:space="preserve">entropy)</w:t>
+          <w:rStyle w:val="VerbatimChar"/>
+        </w:rPr>
+        <w:t xml:space="preserve">## [1] 1.089198</w:t>
       </w:r>
     </w:p>
     <w:p>
       <w:pPr>
-        <w:pStyle w:val="SourceCode"/>
-      </w:pPr>
-      <w:r>
-        <w:rPr>
-          <w:rStyle w:val="VerbatimChar"/>
-        </w:rPr>
-        <w:t xml:space="preserve">## [1] 1.097573</w:t>
+        <w:pStyle w:val="FirstParagraph"/>
+      </w:pPr>
+      <w:r>
+        <w:t xml:space="preserve">Optimizing the number of binnings</w:t>
       </w:r>
     </w:p>
     <w:p>
       <w:pPr>
-        <w:pStyle w:val="FirstParagraph"/>
-      </w:pPr>
-      <w:r>
-        <w:t xml:space="preserve">Optimizing the number of binnings</w:t>
+        <w:pStyle w:val="BodyText"/>
+      </w:pPr>
+      <w:r>
+        <w:t xml:space="preserve">Optimize the number of bins by minimizing conditional entropy (search 1:20) and refit.</w:t>
       </w:r>
     </w:p>
     <w:p>
       <w:pPr>
-        <w:pStyle w:val="BodyText"/>
-      </w:pPr>
-      <w:r>
-        <w:t xml:space="preserve">Optimize the number of bins (search 1:20) and refit.</w:t>
+        <w:pStyle w:val="SourceCode"/>
+      </w:pPr>
+      <w:r>
+        <w:rPr>
+          <w:rStyle w:val="NormalTok"/>
+        </w:rPr>
+        <w:t xml:space="preserve">opt_obj </w:t>
+      </w:r>
+      <w:r>
+        <w:rPr>
+          <w:rStyle w:val="OtherTok"/>
+        </w:rPr>
+        <w:t xml:space="preserve">&lt;-</w:t>
+      </w:r>
+      <w:r>
+        <w:rPr>
+          <w:rStyle w:val="NormalTok"/>
+        </w:rPr>
+        <w:t xml:space="preserve"> </w:t>
+      </w:r>
+      <w:r>
+        <w:rPr>
+          <w:rStyle w:val="FunctionTok"/>
+        </w:rPr>
+        <w:t xml:space="preserve">smoothing_cluster</w:t>
+      </w:r>
+      <w:r>
+        <w:rPr>
+          <w:rStyle w:val="NormalTok"/>
+        </w:rPr>
+        <w:t xml:space="preserve">(</w:t>
+      </w:r>
+      <w:r>
+        <w:rPr>
+          <w:rStyle w:val="StringTok"/>
+        </w:rPr>
+        <w:t xml:space="preserve">"Species"</w:t>
+      </w:r>
+      <w:r>
+        <w:rPr>
+          <w:rStyle w:val="NormalTok"/>
+        </w:rPr>
+        <w:t xml:space="preserve">, </w:t>
+      </w:r>
+      <w:r>
+        <w:rPr>
+          <w:rStyle w:val="AttributeTok"/>
+        </w:rPr>
+        <w:t xml:space="preserve">n=</w:t>
+      </w:r>
+      <w:r>
+        <w:rPr>
+          <w:rStyle w:val="DecValTok"/>
+        </w:rPr>
+        <w:t xml:space="preserve">1</w:t>
+      </w:r>
+      <w:r>
+        <w:rPr>
+          <w:rStyle w:val="SpecialCharTok"/>
+        </w:rPr>
+        <w:t xml:space="preserve">:</w:t>
+      </w:r>
+      <w:r>
+        <w:rPr>
+          <w:rStyle w:val="DecValTok"/>
+        </w:rPr>
+        <w:t xml:space="preserve">20</w:t>
+      </w:r>
+      <w:r>
+        <w:rPr>
+          <w:rStyle w:val="NormalTok"/>
+        </w:rPr>
+        <w:t xml:space="preserve">)</w:t>
+      </w:r>
+      <w:r>
+        <w:br/>
+      </w:r>
+      <w:r>
+        <w:rPr>
+          <w:rStyle w:val="FunctionTok"/>
+        </w:rPr>
+        <w:t xml:space="preserve">set_example_seed</w:t>
+      </w:r>
+      <w:r>
+        <w:rPr>
+          <w:rStyle w:val="NormalTok"/>
+        </w:rPr>
+        <w:t xml:space="preserve">()</w:t>
+      </w:r>
+      <w:r>
+        <w:br/>
+      </w:r>
+      <w:r>
+        <w:rPr>
+          <w:rStyle w:val="NormalTok"/>
+        </w:rPr>
+        <w:t xml:space="preserve">obj </w:t>
+      </w:r>
+      <w:r>
+        <w:rPr>
+          <w:rStyle w:val="OtherTok"/>
+        </w:rPr>
+        <w:t xml:space="preserve">&lt;-</w:t>
+      </w:r>
+      <w:r>
+        <w:rPr>
+          <w:rStyle w:val="NormalTok"/>
+        </w:rPr>
+        <w:t xml:space="preserve"> </w:t>
+      </w:r>
+      <w:r>
+        <w:rPr>
+          <w:rStyle w:val="FunctionTok"/>
+        </w:rPr>
+        <w:t xml:space="preserve">fit</w:t>
+      </w:r>
+      <w:r>
+        <w:rPr>
+          <w:rStyle w:val="NormalTok"/>
+        </w:rPr>
+        <w:t xml:space="preserve">(opt_obj, cluster_data)</w:t>
+      </w:r>
+      <w:r>
+        <w:br/>
+      </w:r>
+      <w:r>
+        <w:rPr>
+          <w:rStyle w:val="NormalTok"/>
+        </w:rPr>
+        <w:t xml:space="preserve">obj</w:t>
+      </w:r>
+      <w:r>
+        <w:rPr>
+          <w:rStyle w:val="SpecialCharTok"/>
+        </w:rPr>
+        <w:t xml:space="preserve">$</w:t>
+      </w:r>
+      <w:r>
+        <w:rPr>
+          <w:rStyle w:val="NormalTok"/>
+        </w:rPr>
+        <w:t xml:space="preserve">n</w:t>
       </w:r>
     </w:p>
     <w:p>
@@ -694,144 +970,9 @@
       </w:pPr>
       <w:r>
         <w:rPr>
-          <w:rStyle w:val="NormalTok"/>
-        </w:rPr>
-        <w:t xml:space="preserve">opt_obj </w:t>
-      </w:r>
-      <w:r>
-        <w:rPr>
-          <w:rStyle w:val="OtherTok"/>
-        </w:rPr>
-        <w:t xml:space="preserve">&lt;-</w:t>
-      </w:r>
-      <w:r>
-        <w:rPr>
-          <w:rStyle w:val="NormalTok"/>
-        </w:rPr>
-        <w:t xml:space="preserve"> </w:t>
-      </w:r>
-      <w:r>
-        <w:rPr>
-          <w:rStyle w:val="FunctionTok"/>
-        </w:rPr>
-        <w:t xml:space="preserve">smoothing_cluster</w:t>
-      </w:r>
-      <w:r>
-        <w:rPr>
-          <w:rStyle w:val="NormalTok"/>
-        </w:rPr>
-        <w:t xml:space="preserve">(</w:t>
-      </w:r>
-      <w:r>
-        <w:rPr>
-          <w:rStyle w:val="AttributeTok"/>
-        </w:rPr>
-        <w:t xml:space="preserve">n=</w:t>
-      </w:r>
-      <w:r>
-        <w:rPr>
-          <w:rStyle w:val="DecValTok"/>
-        </w:rPr>
-        <w:t xml:space="preserve">1</w:t>
-      </w:r>
-      <w:r>
-        <w:rPr>
-          <w:rStyle w:val="SpecialCharTok"/>
-        </w:rPr>
-        <w:t xml:space="preserve">:</w:t>
-      </w:r>
-      <w:r>
-        <w:rPr>
-          <w:rStyle w:val="DecValTok"/>
-        </w:rPr>
-        <w:t xml:space="preserve">20</w:t>
-      </w:r>
-      <w:r>
-        <w:rPr>
-          <w:rStyle w:val="NormalTok"/>
-        </w:rPr>
-        <w:t xml:space="preserve">)</w:t>
-      </w:r>
-      <w:r>
-        <w:br/>
-      </w:r>
-      <w:r>
-        <w:rPr>
-          <w:rStyle w:val="FunctionTok"/>
-        </w:rPr>
-        <w:t xml:space="preserve">set_example_seed</w:t>
-      </w:r>
-      <w:r>
-        <w:rPr>
-          <w:rStyle w:val="NormalTok"/>
-        </w:rPr>
-        <w:t xml:space="preserve">()</w:t>
-      </w:r>
-      <w:r>
-        <w:br/>
-      </w:r>
-      <w:r>
-        <w:rPr>
-          <w:rStyle w:val="NormalTok"/>
-        </w:rPr>
-        <w:t xml:space="preserve">obj </w:t>
-      </w:r>
-      <w:r>
-        <w:rPr>
-          <w:rStyle w:val="OtherTok"/>
-        </w:rPr>
-        <w:t xml:space="preserve">&lt;-</w:t>
-      </w:r>
-      <w:r>
-        <w:rPr>
-          <w:rStyle w:val="NormalTok"/>
-        </w:rPr>
-        <w:t xml:space="preserve"> </w:t>
-      </w:r>
-      <w:r>
-        <w:rPr>
-          <w:rStyle w:val="FunctionTok"/>
-        </w:rPr>
-        <w:t xml:space="preserve">fit</w:t>
-      </w:r>
-      <w:r>
-        <w:rPr>
-          <w:rStyle w:val="NormalTok"/>
-        </w:rPr>
-        <w:t xml:space="preserve">(opt_obj, iris</w:t>
-      </w:r>
-      <w:r>
-        <w:rPr>
-          <w:rStyle w:val="SpecialCharTok"/>
-        </w:rPr>
-        <w:t xml:space="preserve">$</w:t>
-      </w:r>
-      <w:r>
-        <w:rPr>
-          <w:rStyle w:val="NormalTok"/>
-        </w:rPr>
-        <w:t xml:space="preserve">Sepal.Length)</w:t>
-      </w:r>
-      <w:r>
-        <w:br/>
-      </w:r>
-      <w:r>
-        <w:rPr>
-          <w:rStyle w:val="NormalTok"/>
-        </w:rPr>
-        <w:t xml:space="preserve">obj</w:t>
-      </w:r>
-      <w:r>
-        <w:rPr>
-          <w:rStyle w:val="SpecialCharTok"/>
-        </w:rPr>
-        <w:t xml:space="preserve">$</w:t>
-      </w:r>
-      <w:r>
-        <w:rPr>
-          <w:rStyle w:val="NormalTok"/>
-        </w:rPr>
-        <w:t xml:space="preserve">n</w:t>
+          <w:rStyle w:val="VerbatimChar"/>
+        </w:rPr>
+        <w:t xml:space="preserve">## [1] 19</w:t>
       </w:r>
     </w:p>
     <w:p>
@@ -840,9 +981,120 @@
       </w:pPr>
       <w:r>
         <w:rPr>
-          <w:rStyle w:val="VerbatimChar"/>
-        </w:rPr>
-        <w:t xml:space="preserve">## [1] 8</w:t>
+          <w:rStyle w:val="FunctionTok"/>
+        </w:rPr>
+        <w:t xml:space="preserve">set_example_seed</w:t>
+      </w:r>
+      <w:r>
+        <w:rPr>
+          <w:rStyle w:val="NormalTok"/>
+        </w:rPr>
+        <w:t xml:space="preserve">()</w:t>
+      </w:r>
+      <w:r>
+        <w:br/>
+      </w:r>
+      <w:r>
+        <w:rPr>
+          <w:rStyle w:val="NormalTok"/>
+        </w:rPr>
+        <w:t xml:space="preserve">obj </w:t>
+      </w:r>
+      <w:r>
+        <w:rPr>
+          <w:rStyle w:val="OtherTok"/>
+        </w:rPr>
+        <w:t xml:space="preserve">&lt;-</w:t>
+      </w:r>
+      <w:r>
+        <w:rPr>
+          <w:rStyle w:val="NormalTok"/>
+        </w:rPr>
+        <w:t xml:space="preserve"> </w:t>
+      </w:r>
+      <w:r>
+        <w:rPr>
+          <w:rStyle w:val="FunctionTok"/>
+        </w:rPr>
+        <w:t xml:space="preserve">fit</w:t>
+      </w:r>
+      <w:r>
+        <w:rPr>
+          <w:rStyle w:val="NormalTok"/>
+        </w:rPr>
+        <w:t xml:space="preserve">(obj, cluster_data)</w:t>
+      </w:r>
+      <w:r>
+        <w:br/>
+      </w:r>
+      <w:r>
+        <w:rPr>
+          <w:rStyle w:val="NormalTok"/>
+        </w:rPr>
+        <w:t xml:space="preserve">sl.bi </w:t>
+      </w:r>
+      <w:r>
+        <w:rPr>
+          <w:rStyle w:val="OtherTok"/>
+        </w:rPr>
+        <w:t xml:space="preserve">&lt;-</w:t>
+      </w:r>
+      <w:r>
+        <w:rPr>
+          <w:rStyle w:val="NormalTok"/>
+        </w:rPr>
+        <w:t xml:space="preserve"> </w:t>
+      </w:r>
+      <w:r>
+        <w:rPr>
+          <w:rStyle w:val="FunctionTok"/>
+        </w:rPr>
+        <w:t xml:space="preserve">transform</w:t>
+      </w:r>
+      <w:r>
+        <w:rPr>
+          <w:rStyle w:val="NormalTok"/>
+        </w:rPr>
+        <w:t xml:space="preserve">(obj, iris</w:t>
+      </w:r>
+      <w:r>
+        <w:rPr>
+          <w:rStyle w:val="SpecialCharTok"/>
+        </w:rPr>
+        <w:t xml:space="preserve">$</w:t>
+      </w:r>
+      <w:r>
+        <w:rPr>
+          <w:rStyle w:val="NormalTok"/>
+        </w:rPr>
+        <w:t xml:space="preserve">Sepal.Length)</w:t>
+      </w:r>
+      <w:r>
+        <w:br/>
+      </w:r>
+      <w:r>
+        <w:rPr>
+          <w:rStyle w:val="FunctionTok"/>
+        </w:rPr>
+        <w:t xml:space="preserve">print</w:t>
+      </w:r>
+      <w:r>
+        <w:rPr>
+          <w:rStyle w:val="NormalTok"/>
+        </w:rPr>
+        <w:t xml:space="preserve">(</w:t>
+      </w:r>
+      <w:r>
+        <w:rPr>
+          <w:rStyle w:val="FunctionTok"/>
+        </w:rPr>
+        <w:t xml:space="preserve">table</w:t>
+      </w:r>
+      <w:r>
+        <w:rPr>
+          <w:rStyle w:val="NormalTok"/>
+        </w:rPr>
+        <w:t xml:space="preserve">(sl.bi))</w:t>
       </w:r>
     </w:p>
     <w:p>
@@ -851,183 +1103,67 @@
       </w:pPr>
       <w:r>
         <w:rPr>
-          <w:rStyle w:val="FunctionTok"/>
-        </w:rPr>
-        <w:t xml:space="preserve">set_example_seed</w:t>
-      </w:r>
-      <w:r>
-        <w:rPr>
-          <w:rStyle w:val="NormalTok"/>
-        </w:rPr>
-        <w:t xml:space="preserve">()</w:t>
-      </w:r>
-      <w:r>
-        <w:br/>
-      </w:r>
-      <w:r>
-        <w:rPr>
-          <w:rStyle w:val="NormalTok"/>
-        </w:rPr>
-        <w:t xml:space="preserve">obj </w:t>
-      </w:r>
-      <w:r>
-        <w:rPr>
-          <w:rStyle w:val="OtherTok"/>
-        </w:rPr>
-        <w:t xml:space="preserve">&lt;-</w:t>
-      </w:r>
-      <w:r>
-        <w:rPr>
-          <w:rStyle w:val="NormalTok"/>
-        </w:rPr>
-        <w:t xml:space="preserve"> </w:t>
-      </w:r>
-      <w:r>
-        <w:rPr>
-          <w:rStyle w:val="FunctionTok"/>
-        </w:rPr>
-        <w:t xml:space="preserve">fit</w:t>
-      </w:r>
-      <w:r>
-        <w:rPr>
-          <w:rStyle w:val="NormalTok"/>
-        </w:rPr>
-        <w:t xml:space="preserve">(obj, iris</w:t>
-      </w:r>
-      <w:r>
-        <w:rPr>
-          <w:rStyle w:val="SpecialCharTok"/>
-        </w:rPr>
-        <w:t xml:space="preserve">$</w:t>
-      </w:r>
-      <w:r>
-        <w:rPr>
-          <w:rStyle w:val="NormalTok"/>
-        </w:rPr>
-        <w:t xml:space="preserve">Sepal.Length)</w:t>
-      </w:r>
-      <w:r>
-        <w:br/>
-      </w:r>
-      <w:r>
-        <w:rPr>
-          <w:rStyle w:val="NormalTok"/>
-        </w:rPr>
-        <w:t xml:space="preserve">sl.bi </w:t>
-      </w:r>
-      <w:r>
-        <w:rPr>
-          <w:rStyle w:val="OtherTok"/>
-        </w:rPr>
-        <w:t xml:space="preserve">&lt;-</w:t>
-      </w:r>
-      <w:r>
-        <w:rPr>
-          <w:rStyle w:val="NormalTok"/>
-        </w:rPr>
-        <w:t xml:space="preserve"> </w:t>
-      </w:r>
-      <w:r>
-        <w:rPr>
-          <w:rStyle w:val="FunctionTok"/>
-        </w:rPr>
-        <w:t xml:space="preserve">transform</w:t>
-      </w:r>
-      <w:r>
-        <w:rPr>
-          <w:rStyle w:val="NormalTok"/>
-        </w:rPr>
-        <w:t xml:space="preserve">(obj, iris</w:t>
-      </w:r>
-      <w:r>
-        <w:rPr>
-          <w:rStyle w:val="SpecialCharTok"/>
-        </w:rPr>
-        <w:t xml:space="preserve">$</w:t>
-      </w:r>
-      <w:r>
-        <w:rPr>
-          <w:rStyle w:val="NormalTok"/>
-        </w:rPr>
-        <w:t xml:space="preserve">Sepal.Length)</w:t>
-      </w:r>
-      <w:r>
-        <w:br/>
-      </w:r>
-      <w:r>
-        <w:rPr>
-          <w:rStyle w:val="FunctionTok"/>
-        </w:rPr>
-        <w:t xml:space="preserve">print</w:t>
-      </w:r>
-      <w:r>
-        <w:rPr>
-          <w:rStyle w:val="NormalTok"/>
-        </w:rPr>
-        <w:t xml:space="preserve">(</w:t>
-      </w:r>
-      <w:r>
-        <w:rPr>
-          <w:rStyle w:val="FunctionTok"/>
-        </w:rPr>
-        <w:t xml:space="preserve">table</w:t>
-      </w:r>
-      <w:r>
-        <w:rPr>
-          <w:rStyle w:val="NormalTok"/>
-        </w:rPr>
-        <w:t xml:space="preserve">(sl.bi))</w:t>
+          <w:rStyle w:val="VerbatimChar"/>
+        </w:rPr>
+        <w:t xml:space="preserve">## sl.bi</w:t>
+      </w:r>
+      <w:r>
+        <w:br/>
+      </w:r>
+      <w:r>
+        <w:rPr>
+          <w:rStyle w:val="VerbatimChar"/>
+        </w:rPr>
+        <w:t xml:space="preserve">## 4.48888888888889 4.83076923076923                5 5.13076923076923 5.38571428571429              5.5 5.65714285714286 </w:t>
+      </w:r>
+      <w:r>
+        <w:br/>
+      </w:r>
+      <w:r>
+        <w:rPr>
+          <w:rStyle w:val="VerbatimChar"/>
+        </w:rPr>
+        <w:t xml:space="preserve">##                9               13               10               13                7                7               14 </w:t>
+      </w:r>
+      <w:r>
+        <w:br/>
+      </w:r>
+      <w:r>
+        <w:rPr>
+          <w:rStyle w:val="VerbatimChar"/>
+        </w:rPr>
+        <w:t xml:space="preserve">##             5.83                6              6.1              6.2              6.3              6.4              6.5 </w:t>
+      </w:r>
+      <w:r>
+        <w:br/>
+      </w:r>
+      <w:r>
+        <w:rPr>
+          <w:rStyle w:val="VerbatimChar"/>
+        </w:rPr>
+        <w:t xml:space="preserve">##               10                6                6                4                9                7                5 </w:t>
+      </w:r>
+      <w:r>
+        <w:br/>
+      </w:r>
+      <w:r>
+        <w:rPr>
+          <w:rStyle w:val="VerbatimChar"/>
+        </w:rPr>
+        <w:t xml:space="preserve">##              6.6 6.72727272727273             6.92              7.2 7.67142857142857 </w:t>
+      </w:r>
+      <w:r>
+        <w:br/>
+      </w:r>
+      <w:r>
+        <w:rPr>
+          <w:rStyle w:val="VerbatimChar"/>
+        </w:rPr>
+        <w:t xml:space="preserve">##                2               11                5                5                7</w:t>
       </w:r>
     </w:p>
     <w:p>
       <w:pPr>
-        <w:pStyle w:val="SourceCode"/>
-      </w:pPr>
-      <w:r>
-        <w:rPr>
-          <w:rStyle w:val="VerbatimChar"/>
-        </w:rPr>
-        <w:t xml:space="preserve">## sl.bi</w:t>
-      </w:r>
-      <w:r>
-        <w:br/>
-      </w:r>
-      <w:r>
-        <w:rPr>
-          <w:rStyle w:val="VerbatimChar"/>
-        </w:rPr>
-        <w:t xml:space="preserve">##              4.4 4.70909090909091 5.04666666666667 5.60882352941176             6.02            6.352 6.78421052631579 </w:t>
-      </w:r>
-      <w:r>
-        <w:br/>
-      </w:r>
-      <w:r>
-        <w:rPr>
-          <w:rStyle w:val="VerbatimChar"/>
-        </w:rPr>
-        <w:t xml:space="preserve">##                5               11               30               34               15               25               19 </w:t>
-      </w:r>
-      <w:r>
-        <w:br/>
-      </w:r>
-      <w:r>
-        <w:rPr>
-          <w:rStyle w:val="VerbatimChar"/>
-        </w:rPr>
-        <w:t xml:space="preserve">## 7.50909090909091 </w:t>
-      </w:r>
-      <w:r>
-        <w:br/>
-      </w:r>
-      <w:r>
-        <w:rPr>
-          <w:rStyle w:val="VerbatimChar"/>
-        </w:rPr>
-        <w:t xml:space="preserve">##               11</w:t>
-      </w:r>
-    </w:p>
-    <w:p>
-      <w:pPr>
         <w:pStyle w:val="FirstParagraph"/>
       </w:pPr>
       <w:r>
@@ -1037,7 +1173,7 @@
         <w:t xml:space="preserve"> </w:t>
       </w:r>
       <w:r>
-        <w:t xml:space="preserve">- MacQueen, J. (1967). Some Methods for Classification and Analysis of Multivariate Observations.</w:t>
+        <w:t xml:space="preserve">- Han, J., Kamber, M., Pei, J. (2011). Data Mining: Concepts and Techniques. (Discretization)</w:t>
       </w:r>
     </w:p>
     <w:sectPr>

--- a/examples/transf/doc/42-smoothing-clustering.docx
+++ b/examples/transf/doc/42-smoothing-clustering.docx
@@ -412,7 +412,7 @@
         <w:rPr>
           <w:rStyle w:val="DecValTok"/>
         </w:rPr>
-        <w:t xml:space="preserve">2</w:t>
+        <w:t xml:space="preserve">3</w:t>
       </w:r>
       <w:r>
         <w:rPr>
@@ -558,7 +558,7 @@
         <w:rPr>
           <w:rStyle w:val="VerbatimChar"/>
         </w:rPr>
-        <w:t xml:space="preserve">## 5.07230769230769 6.43294117647059 </w:t>
+        <w:t xml:space="preserve">## 4.95384615384615 5.81702127659574 6.77450980392157 </w:t>
       </w:r>
       <w:r>
         <w:br/>
@@ -567,7 +567,7 @@
         <w:rPr>
           <w:rStyle w:val="VerbatimChar"/>
         </w:rPr>
-        <w:t xml:space="preserve">##               65               85</w:t>
+        <w:t xml:space="preserve">##               52               47               51</w:t>
       </w:r>
     </w:p>
     <w:p>
@@ -601,7 +601,7 @@
         <w:rPr>
           <w:rStyle w:val="VerbatimChar"/>
         </w:rPr>
-        <w:t xml:space="preserve">## [1] 4.300000 5.682824 7.900000</w:t>
+        <w:t xml:space="preserve">## [1] 4.300000 5.469961 6.279224 7.900000</w:t>
       </w:r>
     </w:p>
     <w:p>
@@ -799,7 +799,7 @@
         <w:rPr>
           <w:rStyle w:val="VerbatimChar"/>
         </w:rPr>
-        <w:t xml:space="preserve">## [1] 1.089198</w:t>
+        <w:t xml:space="preserve">## [1] 0.9083361</w:t>
       </w:r>
     </w:p>
     <w:p>
@@ -815,7 +815,7 @@
         <w:pStyle w:val="BodyText"/>
       </w:pPr>
       <w:r>
-        <w:t xml:space="preserve">Optimize the number of bins by minimizing conditional entropy (search 1:20) and refit.</w:t>
+        <w:t xml:space="preserve">Optimize the number of bins by minimizing conditional entropy (search 1:8) and refit.</w:t>
       </w:r>
     </w:p>
     <w:p>
@@ -886,7 +886,7 @@
         <w:rPr>
           <w:rStyle w:val="DecValTok"/>
         </w:rPr>
-        <w:t xml:space="preserve">20</w:t>
+        <w:t xml:space="preserve">8</w:t>
       </w:r>
       <w:r>
         <w:rPr>
@@ -972,7 +972,7 @@
         <w:rPr>
           <w:rStyle w:val="VerbatimChar"/>
         </w:rPr>
-        <w:t xml:space="preserve">## [1] 19</w:t>
+        <w:t xml:space="preserve">## [1] 8</w:t>
       </w:r>
     </w:p>
     <w:p>
@@ -1114,7 +1114,7 @@
         <w:rPr>
           <w:rStyle w:val="VerbatimChar"/>
         </w:rPr>
-        <w:t xml:space="preserve">## 4.48888888888889 4.83076923076923                5 5.13076923076923 5.38571428571429              5.5 5.65714285714286 </w:t>
+        <w:t xml:space="preserve">##           4.6125            5.012 5.31818181818182  5.6047619047619             5.95            6.315 6.70869565217391 </w:t>
       </w:r>
       <w:r>
         <w:br/>
@@ -1123,7 +1123,7 @@
         <w:rPr>
           <w:rStyle w:val="VerbatimChar"/>
         </w:rPr>
-        <w:t xml:space="preserve">##                9               13               10               13                7                7               14 </w:t>
+        <w:t xml:space="preserve">##               16               25               11               21               22               20               23 </w:t>
       </w:r>
       <w:r>
         <w:br/>
@@ -1132,7 +1132,7 @@
         <w:rPr>
           <w:rStyle w:val="VerbatimChar"/>
         </w:rPr>
-        <w:t xml:space="preserve">##             5.83                6              6.1              6.2              6.3              6.4              6.5 </w:t>
+        <w:t xml:space="preserve">##            7.475 </w:t>
       </w:r>
       <w:r>
         <w:br/>
@@ -1141,25 +1141,7 @@
         <w:rPr>
           <w:rStyle w:val="VerbatimChar"/>
         </w:rPr>
-        <w:t xml:space="preserve">##               10                6                6                4                9                7                5 </w:t>
-      </w:r>
-      <w:r>
-        <w:br/>
-      </w:r>
-      <w:r>
-        <w:rPr>
-          <w:rStyle w:val="VerbatimChar"/>
-        </w:rPr>
-        <w:t xml:space="preserve">##              6.6 6.72727272727273             6.92              7.2 7.67142857142857 </w:t>
-      </w:r>
-      <w:r>
-        <w:br/>
-      </w:r>
-      <w:r>
-        <w:rPr>
-          <w:rStyle w:val="VerbatimChar"/>
-        </w:rPr>
-        <w:t xml:space="preserve">##                2               11                5                5                7</w:t>
+        <w:t xml:space="preserve">##               12</w:t>
       </w:r>
     </w:p>
     <w:p>

--- a/examples/transf/doc/42-smoothing-clustering.docx
+++ b/examples/transf/doc/42-smoothing-clustering.docx
@@ -1114,7 +1114,7 @@
         <w:rPr>
           <w:rStyle w:val="VerbatimChar"/>
         </w:rPr>
-        <w:t xml:space="preserve">##           4.6125            5.012 5.31818181818182  5.6047619047619             5.95            6.315 6.70869565217391 </w:t>
+        <w:t xml:space="preserve">##           4.6125            5.012 5.31818181818182  5.6047619047619             5.95            6.315 6.70869565217391            7.475 </w:t>
       </w:r>
       <w:r>
         <w:br/>
@@ -1123,25 +1123,7 @@
         <w:rPr>
           <w:rStyle w:val="VerbatimChar"/>
         </w:rPr>
-        <w:t xml:space="preserve">##               16               25               11               21               22               20               23 </w:t>
-      </w:r>
-      <w:r>
-        <w:br/>
-      </w:r>
-      <w:r>
-        <w:rPr>
-          <w:rStyle w:val="VerbatimChar"/>
-        </w:rPr>
-        <w:t xml:space="preserve">##            7.475 </w:t>
-      </w:r>
-      <w:r>
-        <w:br/>
-      </w:r>
-      <w:r>
-        <w:rPr>
-          <w:rStyle w:val="VerbatimChar"/>
-        </w:rPr>
-        <w:t xml:space="preserve">##               12</w:t>
+        <w:t xml:space="preserve">##               16               25               11               21               22               20               23               12</w:t>
       </w:r>
     </w:p>
     <w:p>
